--- a/提交材料/06_方案创新亮点.docx
+++ b/提交材料/06_方案创新亮点.docx
@@ -4,133 +4,453 @@
   <w:body>
     <w:p>
       <w:pPr>
+        <w:pStyle w:val="Title"/>
+      </w:pPr>
+      <w:r>
+        <w:t xml:space="preserve">方案创新亮点</w:t>
+      </w:r>
+    </w:p>
+    <w:p>
+      <w:pPr>
+        <w:pStyle w:val="Subtitle"/>
+      </w:pPr>
+      <w:r>
+        <w:t xml:space="preserve">赛力斯企业命题参赛材料</w:t>
+      </w:r>
+    </w:p>
+    <w:tbl>
+      <w:tblPr>
+        <w:tblStyle w:val="TableGrid"/>
+        <w:tblW w:w="9360" w:type="dxa"/>
+        <w:tblInd w:w="120" w:type="dxa"/>
+        <w:tblLayout w:type="fixed"/>
+        <w:tblBorders>
+          <w:top w:val="single" w:sz="4" w:color="D9E0EA"/>
+          <w:left w:val="single" w:sz="4" w:color="D9E0EA"/>
+          <w:bottom w:val="single" w:sz="4" w:color="D9E0EA"/>
+          <w:right w:val="single" w:sz="4" w:color="D9E0EA"/>
+          <w:insideH w:val="single" w:sz="4" w:color="D9E0EA"/>
+          <w:insideV w:val="single" w:sz="4" w:color="D9E0EA"/>
+        </w:tblBorders>
+      </w:tblPr>
+      <w:tblGrid>
+        <w:gridCol w:w="1900"/>
+        <w:gridCol w:w="7460"/>
+      </w:tblGrid>
+      <w:tr>
+        <w:tc>
+          <w:tcPr>
+            <w:tcW w:w="1900" w:type="dxa"/>
+            <w:tcMar>
+              <w:top w:w="100" w:type="dxa"/>
+              <w:bottom w:w="100" w:type="dxa"/>
+              <w:start w:w="140" w:type="dxa"/>
+              <w:end w:w="140" w:type="dxa"/>
+            </w:tcMar>
+          </w:tcPr>
+          <w:p>
+            <w:r>
+              <w:t xml:space="preserve">作品名称</w:t>
+            </w:r>
+          </w:p>
+        </w:tc>
+        <w:tc>
+          <w:tcPr>
+            <w:tcW w:w="7460" w:type="dxa"/>
+            <w:tcMar>
+              <w:top w:w="100" w:type="dxa"/>
+              <w:bottom w:w="100" w:type="dxa"/>
+              <w:start w:w="140" w:type="dxa"/>
+              <w:end w:w="140" w:type="dxa"/>
+            </w:tcMar>
+          </w:tcPr>
+          <w:p>
+            <w:r>
+              <w:t xml:space="preserve">知质·灵巡：面向新能源汽车智能工厂的质量风险主动管控数字员工</w:t>
+            </w:r>
+          </w:p>
+        </w:tc>
+      </w:tr>
+      <w:tr>
+        <w:tc>
+          <w:tcPr>
+            <w:tcW w:w="1900" w:type="dxa"/>
+            <w:tcMar>
+              <w:top w:w="100" w:type="dxa"/>
+              <w:bottom w:w="100" w:type="dxa"/>
+              <w:start w:w="140" w:type="dxa"/>
+              <w:end w:w="140" w:type="dxa"/>
+            </w:tcMar>
+          </w:tcPr>
+          <w:p>
+            <w:r>
+              <w:t xml:space="preserve">参赛队伍</w:t>
+            </w:r>
+          </w:p>
+        </w:tc>
+        <w:tc>
+          <w:tcPr>
+            <w:tcW w:w="7460" w:type="dxa"/>
+            <w:tcMar>
+              <w:top w:w="100" w:type="dxa"/>
+              <w:bottom w:w="100" w:type="dxa"/>
+              <w:start w:w="140" w:type="dxa"/>
+              <w:end w:w="140" w:type="dxa"/>
+            </w:tcMar>
+          </w:tcPr>
+          <w:p>
+            <w:r>
+              <w:t xml:space="preserve">智造知行队</w:t>
+            </w:r>
+          </w:p>
+        </w:tc>
+      </w:tr>
+      <w:tr>
+        <w:tc>
+          <w:tcPr>
+            <w:tcW w:w="1900" w:type="dxa"/>
+            <w:tcMar>
+              <w:top w:w="100" w:type="dxa"/>
+              <w:bottom w:w="100" w:type="dxa"/>
+              <w:start w:w="140" w:type="dxa"/>
+              <w:end w:w="140" w:type="dxa"/>
+            </w:tcMar>
+          </w:tcPr>
+          <w:p>
+            <w:r>
+              <w:t xml:space="preserve">数字员工</w:t>
+            </w:r>
+          </w:p>
+        </w:tc>
+        <w:tc>
+          <w:tcPr>
+            <w:tcW w:w="7460" w:type="dxa"/>
+            <w:tcMar>
+              <w:top w:w="100" w:type="dxa"/>
+              <w:bottom w:w="100" w:type="dxa"/>
+              <w:start w:w="140" w:type="dxa"/>
+              <w:end w:w="140" w:type="dxa"/>
+            </w:tcMar>
+          </w:tcPr>
+          <w:p>
+            <w:r>
+              <w:t xml:space="preserve">知质·灵巡</w:t>
+            </w:r>
+          </w:p>
+        </w:tc>
+      </w:tr>
+      <w:tr>
+        <w:tc>
+          <w:tcPr>
+            <w:tcW w:w="1900" w:type="dxa"/>
+            <w:tcMar>
+              <w:top w:w="100" w:type="dxa"/>
+              <w:bottom w:w="100" w:type="dxa"/>
+              <w:start w:w="140" w:type="dxa"/>
+              <w:end w:w="140" w:type="dxa"/>
+            </w:tcMar>
+          </w:tcPr>
+          <w:p>
+            <w:r>
+              <w:t xml:space="preserve">材料定位</w:t>
+            </w:r>
+          </w:p>
+        </w:tc>
+        <w:tc>
+          <w:tcPr>
+            <w:tcW w:w="7460" w:type="dxa"/>
+            <w:tcMar>
+              <w:top w:w="100" w:type="dxa"/>
+              <w:bottom w:w="100" w:type="dxa"/>
+              <w:start w:w="140" w:type="dxa"/>
+              <w:end w:w="140" w:type="dxa"/>
+            </w:tcMar>
+          </w:tcPr>
+          <w:p>
+            <w:r>
+              <w:t xml:space="preserve">设备质量风险主动识别、证据推理、飞书协同与复盘闭环</w:t>
+            </w:r>
+          </w:p>
+        </w:tc>
+      </w:tr>
+    </w:tbl>
+    <w:p>
+      <w:pPr>
+        <w:pStyle w:val="SmallSpace"/>
+      </w:pPr>
+      <w:r>
+        <w:t xml:space="preserve"/>
+      </w:r>
+    </w:p>
+    <w:p>
+      <w:r>
+        <w:t xml:space="preserve"/>
+      </w:r>
+    </w:p>
+    <w:p>
+      <w:pPr>
         <w:pStyle w:val="Heading1"/>
-      </w:pPr>
-      <w:r>
-        <w:t xml:space="preserve">方案创新亮点</w:t>
-      </w:r>
-    </w:p>
-    <w:p/>
-    <w:p>
-      <w:pPr>
-        <w:pStyle w:val="Heading2"/>
+        <w:keepNext/>
       </w:pPr>
       <w:r>
         <w:t xml:space="preserve">1. 从知识库到岗位化数字员工</w:t>
       </w:r>
     </w:p>
-    <w:p/>
-    <w:p>
+    <w:p>
+      <w:r>
+        <w:t xml:space="preserve"/>
+      </w:r>
+    </w:p>
+    <w:p>
+      <w:pPr>
+        <w:pStyle w:val="BodyText"/>
+      </w:pPr>
       <w:r>
         <w:t xml:space="preserve">系统不是问答助手，而是一个有岗位职责的质量数字员工。知质·灵巡持续巡检现场数据，发现风险后自动进入“证据链生成-任务派发-关闭校验-知识回写”流程。它保留质量负责人最终确认权，同时承担高频、跨系统、强追溯的分析与协同工作。</w:t>
       </w:r>
     </w:p>
-    <w:p/>
-    <w:p>
-      <w:pPr>
-        <w:pStyle w:val="Heading2"/>
+    <w:p>
+      <w:r>
+        <w:t xml:space="preserve"/>
+      </w:r>
+    </w:p>
+    <w:p>
+      <w:pPr>
+        <w:pStyle w:val="Heading1"/>
+        <w:keepNext/>
       </w:pPr>
       <w:r>
         <w:t xml:space="preserve">2. 设备质量风险线程</w:t>
       </w:r>
     </w:p>
-    <w:p/>
-    <w:p>
+    <w:p>
+      <w:r>
+        <w:t xml:space="preserve"/>
+      </w:r>
+    </w:p>
+    <w:p>
+      <w:pPr>
+        <w:pStyle w:val="BodyText"/>
+      </w:pPr>
       <w:r>
         <w:t xml:space="preserve">每个异常不再只是报警记录，而是一条风险线程。线程包含设备、工位、参数、车辆或零件范围、历史案例、责任人、SLA、复检结果和关闭依据。线程闭环后进入知识图谱，成为下一次主动识别的经验资产。</w:t>
       </w:r>
     </w:p>
-    <w:p/>
-    <w:p>
-      <w:pPr>
-        <w:pStyle w:val="Heading2"/>
+    <w:p>
+      <w:r>
+        <w:t xml:space="preserve"/>
+      </w:r>
+    </w:p>
+    <w:p>
+      <w:pPr>
+        <w:pStyle w:val="Heading1"/>
+        <w:keepNext/>
       </w:pPr>
       <w:r>
         <w:t xml:space="preserve">3. GraphRAG与因果护栏融合</w:t>
       </w:r>
     </w:p>
-    <w:p/>
-    <w:p>
+    <w:p>
+      <w:r>
+        <w:t xml:space="preserve"/>
+      </w:r>
+    </w:p>
+    <w:p>
+      <w:pPr>
+        <w:pStyle w:val="BodyText"/>
+      </w:pPr>
       <w:r>
         <w:t xml:space="preserve">GraphRAG负责跨图谱和文档检索，因果护栏负责约束方向和范围。例如后续检测结果不能反向解释前序设备参数，外部环境变量可作为根变量，最终检验缺陷可作为叶变量。这种组合能减少文本相似检索带来的伪相关。</w:t>
       </w:r>
     </w:p>
-    <w:p/>
-    <w:p>
-      <w:pPr>
-        <w:pStyle w:val="Heading2"/>
+    <w:p>
+      <w:r>
+        <w:t xml:space="preserve"/>
+      </w:r>
+    </w:p>
+    <w:p>
+      <w:pPr>
+        <w:pStyle w:val="Heading1"/>
+        <w:keepNext/>
       </w:pPr>
       <w:r>
         <w:t xml:space="preserve">4. 飞书协同即业务执行层</w:t>
       </w:r>
     </w:p>
-    <w:p/>
-    <w:p>
+    <w:p>
+      <w:r>
+        <w:t xml:space="preserve"/>
+      </w:r>
+    </w:p>
+    <w:p>
+      <w:pPr>
+        <w:pStyle w:val="BodyText"/>
+      </w:pPr>
       <w:r>
         <w:t xml:space="preserve">飞书Aily、多维表格和机器人卡片不是附属展示，而是执行层。质量事件进入多维表格后自动分派责任人和SLA；班组在飞书内更新处置状态；Aily承接自然语言查询；关闭后数据回写质量图谱。</w:t>
       </w:r>
     </w:p>
-    <w:p/>
-    <w:p>
-      <w:pPr>
-        <w:pStyle w:val="Heading2"/>
+    <w:p>
+      <w:r>
+        <w:t xml:space="preserve"/>
+      </w:r>
+    </w:p>
+    <w:p>
+      <w:pPr>
+        <w:pStyle w:val="Heading1"/>
+        <w:keepNext/>
       </w:pPr>
       <w:r>
         <w:t xml:space="preserve">5. 可复制的工况模板</w:t>
       </w:r>
     </w:p>
-    <w:p/>
-    <w:p>
+    <w:p>
+      <w:r>
+        <w:t xml:space="preserve"/>
+      </w:r>
+    </w:p>
+    <w:p>
+      <w:pPr>
+        <w:pStyle w:val="BodyText"/>
+      </w:pPr>
       <w:r>
         <w:t xml:space="preserve">方案把总装拧紧、焊装焊点、涂装烘干、压铸冷却抽象为同一类“设备-参数-质量特性-处置任务”模板。后续可扩展到电驱装配、电池包气密、底盘标定、整车测试和供应链来料质量。</w:t>
       </w:r>
     </w:p>
     <w:sectPr>
-      <w:pgSz w:w="11906" w:h="16838"/>
-      <w:pgMar w:top="1440" w:right="1440" w:bottom="1440" w:left="1440" w:header="720" w:footer="720" w:gutter="0"/>
+      <w:pgSz w:w="12240" w:h="15840"/>
+      <w:pgMar w:top="1440" w:right="1440" w:bottom="1440" w:left="1440" w:header="708" w:footer="708" w:gutter="0"/>
     </w:sectPr>
   </w:body>
 </w:document>
+</file>
+
+<file path=word/numbering.xml><?xml version="1.0" encoding="utf-8"?>
+<w:numbering xmlns:w="http://schemas.openxmlformats.org/wordprocessingml/2006/main">
+  <w:abstractNum w:abstractNumId="1">
+    <w:lvl w:ilvl="0">
+      <w:start w:val="1"/>
+      <w:numFmt w:val="bullet"/>
+      <w:lvlText w:val="•"/>
+      <w:lvlJc w:val="left"/>
+      <w:pPr>
+        <w:tabs>
+          <w:tab w:val="num" w:pos="720"/>
+        </w:tabs>
+        <w:ind w:left="720" w:hanging="360"/>
+      </w:pPr>
+    </w:lvl>
+  </w:abstractNum>
+  <w:abstractNum w:abstractNumId="2">
+    <w:lvl w:ilvl="0">
+      <w:start w:val="1"/>
+      <w:numFmt w:val="decimal"/>
+      <w:lvlText w:val="%1."/>
+      <w:lvlJc w:val="left"/>
+      <w:pPr>
+        <w:tabs>
+          <w:tab w:val="num" w:pos="720"/>
+        </w:tabs>
+        <w:ind w:left="720" w:hanging="360"/>
+      </w:pPr>
+    </w:lvl>
+  </w:abstractNum>
+  <w:num w:numId="1">
+    <w:abstractNumId w:val="1"/>
+  </w:num>
+  <w:num w:numId="2">
+    <w:abstractNumId w:val="2"/>
+  </w:num>
+</w:numbering>
 </file>
 
 <file path=word/styles.xml><?xml version="1.0" encoding="utf-8"?>
 <w:styles xmlns:w="http://schemas.openxmlformats.org/wordprocessingml/2006/main">
   <w:style w:type="paragraph" w:default="1" w:styleId="Normal">
     <w:name w:val="Normal"/>
+    <w:pPr>
+      <w:spacing w:after="120" w:line="264" w:lineRule="auto"/>
+    </w:pPr>
     <w:rPr>
+      <w:rFonts w:ascii="Calibri" w:eastAsia="Microsoft YaHei" w:hAnsi="Calibri"/>
       <w:sz w:val="22"/>
       <w:szCs w:val="22"/>
+      <w:color w:val="172033"/>
+    </w:rPr>
+  </w:style>
+  <w:style w:type="paragraph" w:styleId="Title">
+    <w:name w:val="Title"/>
+    <w:pPr>
+      <w:spacing w:before="0" w:after="160"/>
+    </w:pPr>
+    <w:rPr>
+      <w:rFonts w:ascii="Calibri" w:eastAsia="Microsoft YaHei" w:hAnsi="Calibri"/>
+      <w:b/>
+      <w:sz w:val="36"/>
+      <w:szCs w:val="36"/>
+      <w:color w:val="0B2545"/>
+    </w:rPr>
+  </w:style>
+  <w:style w:type="paragraph" w:styleId="Subtitle">
+    <w:name w:val="Subtitle"/>
+    <w:pPr>
+      <w:spacing w:after="240"/>
+    </w:pPr>
+    <w:rPr>
+      <w:rFonts w:ascii="Calibri" w:eastAsia="Microsoft YaHei" w:hAnsi="Calibri"/>
+      <w:sz w:val="22"/>
+      <w:szCs w:val="22"/>
+      <w:color w:val="657086"/>
     </w:rPr>
   </w:style>
   <w:style w:type="paragraph" w:styleId="Heading1">
     <w:name w:val="heading 1"/>
-    <w:basedOn w:val="Normal"/>
-    <w:next w:val="Normal"/>
+    <w:pPr>
+      <w:keepNext/>
+      <w:spacing w:before="320" w:after="160"/>
+    </w:pPr>
     <w:rPr>
+      <w:rFonts w:ascii="Calibri" w:eastAsia="Microsoft YaHei" w:hAnsi="Calibri"/>
       <w:b/>
       <w:sz w:val="32"/>
       <w:szCs w:val="32"/>
+      <w:color w:val="2E74B5"/>
     </w:rPr>
   </w:style>
   <w:style w:type="paragraph" w:styleId="Heading2">
     <w:name w:val="heading 2"/>
-    <w:basedOn w:val="Normal"/>
-    <w:next w:val="Normal"/>
+    <w:pPr>
+      <w:keepNext/>
+      <w:spacing w:before="240" w:after="120"/>
+    </w:pPr>
     <w:rPr>
+      <w:rFonts w:ascii="Calibri" w:eastAsia="Microsoft YaHei" w:hAnsi="Calibri"/>
       <w:b/>
       <w:sz w:val="26"/>
       <w:szCs w:val="26"/>
+      <w:color w:val="2E74B5"/>
     </w:rPr>
   </w:style>
-  <w:style w:type="paragraph" w:styleId="Heading3">
-    <w:name w:val="heading 3"/>
+  <w:style w:type="paragraph" w:styleId="BodyText">
+    <w:name w:val="Body Text"/>
     <w:basedOn w:val="Normal"/>
-    <w:next w:val="Normal"/>
-    <w:rPr>
-      <w:b/>
-      <w:sz w:val="24"/>
-      <w:szCs w:val="24"/>
-    </w:rPr>
+    <w:pPr>
+      <w:spacing w:after="120" w:line="264" w:lineRule="auto"/>
+    </w:pPr>
+  </w:style>
+  <w:style w:type="paragraph" w:styleId="ListParagraph">
+    <w:name w:val="List Paragraph"/>
+    <w:basedOn w:val="Normal"/>
+    <w:pPr>
+      <w:ind w:left="720"/>
+      <w:spacing w:after="120" w:line="280" w:lineRule="auto"/>
+    </w:pPr>
+  </w:style>
+  <w:style w:type="paragraph" w:styleId="SmallSpace">
+    <w:name w:val="Small Space"/>
+    <w:pPr>
+      <w:spacing w:after="80"/>
+    </w:pPr>
   </w:style>
 </w:styles>
 </file>
--- a/提交材料/06_方案创新亮点.docx
+++ b/提交材料/06_方案创新亮点.docx
@@ -193,128 +193,182 @@
         <w:keepNext/>
       </w:pPr>
       <w:r>
-        <w:t xml:space="preserve">1. 从知识库到岗位化数字员工</w:t>
-      </w:r>
-    </w:p>
-    <w:p>
-      <w:r>
-        <w:t xml:space="preserve"/>
-      </w:r>
-    </w:p>
-    <w:p>
-      <w:pPr>
-        <w:pStyle w:val="BodyText"/>
-      </w:pPr>
-      <w:r>
-        <w:t xml:space="preserve">系统不是问答助手，而是一个有岗位职责的质量数字员工。知质·灵巡持续巡检现场数据，发现风险后自动进入“证据链生成-任务派发-关闭校验-知识回写”流程。它保留质量负责人最终确认权，同时承担高频、跨系统、强追溯的分析与协同工作。</w:t>
-      </w:r>
-    </w:p>
-    <w:p>
-      <w:r>
-        <w:t xml:space="preserve"/>
-      </w:r>
-    </w:p>
-    <w:p>
-      <w:pPr>
-        <w:pStyle w:val="Heading1"/>
-        <w:keepNext/>
-      </w:pPr>
-      <w:r>
-        <w:t xml:space="preserve">2. 设备质量风险线程</w:t>
-      </w:r>
-    </w:p>
-    <w:p>
-      <w:r>
-        <w:t xml:space="preserve"/>
-      </w:r>
-    </w:p>
-    <w:p>
-      <w:pPr>
-        <w:pStyle w:val="BodyText"/>
-      </w:pPr>
-      <w:r>
-        <w:t xml:space="preserve">每个异常不再只是报警记录，而是一条风险线程。线程包含设备、工位、参数、车辆或零件范围、历史案例、责任人、SLA、复检结果和关闭依据。线程闭环后进入知识图谱，成为下一次主动识别的经验资产。</w:t>
-      </w:r>
-    </w:p>
-    <w:p>
-      <w:r>
-        <w:t xml:space="preserve"/>
-      </w:r>
-    </w:p>
-    <w:p>
-      <w:pPr>
-        <w:pStyle w:val="Heading1"/>
-        <w:keepNext/>
-      </w:pPr>
-      <w:r>
-        <w:t xml:space="preserve">3. GraphRAG与因果护栏融合</w:t>
-      </w:r>
-    </w:p>
-    <w:p>
-      <w:r>
-        <w:t xml:space="preserve"/>
-      </w:r>
-    </w:p>
-    <w:p>
-      <w:pPr>
-        <w:pStyle w:val="BodyText"/>
-      </w:pPr>
-      <w:r>
-        <w:t xml:space="preserve">GraphRAG负责跨图谱和文档检索，因果护栏负责约束方向和范围。例如后续检测结果不能反向解释前序设备参数，外部环境变量可作为根变量，最终检验缺陷可作为叶变量。这种组合能减少文本相似检索带来的伪相关。</w:t>
-      </w:r>
-    </w:p>
-    <w:p>
-      <w:r>
-        <w:t xml:space="preserve"/>
-      </w:r>
-    </w:p>
-    <w:p>
-      <w:pPr>
-        <w:pStyle w:val="Heading1"/>
-        <w:keepNext/>
-      </w:pPr>
-      <w:r>
-        <w:t xml:space="preserve">4. 飞书协同即业务执行层</w:t>
-      </w:r>
-    </w:p>
-    <w:p>
-      <w:r>
-        <w:t xml:space="preserve"/>
-      </w:r>
-    </w:p>
-    <w:p>
-      <w:pPr>
-        <w:pStyle w:val="BodyText"/>
-      </w:pPr>
-      <w:r>
-        <w:t xml:space="preserve">飞书Aily、多维表格和机器人卡片不是附属展示，而是执行层。质量事件进入多维表格后自动分派责任人和SLA；班组在飞书内更新处置状态；Aily承接自然语言查询；关闭后数据回写质量图谱。</w:t>
-      </w:r>
-    </w:p>
-    <w:p>
-      <w:r>
-        <w:t xml:space="preserve"/>
-      </w:r>
-    </w:p>
-    <w:p>
-      <w:pPr>
-        <w:pStyle w:val="Heading1"/>
-        <w:keepNext/>
-      </w:pPr>
-      <w:r>
-        <w:t xml:space="preserve">5. 可复制的工况模板</w:t>
-      </w:r>
-    </w:p>
-    <w:p>
-      <w:r>
-        <w:t xml:space="preserve"/>
-      </w:r>
-    </w:p>
-    <w:p>
-      <w:pPr>
-        <w:pStyle w:val="BodyText"/>
-      </w:pPr>
-      <w:r>
-        <w:t xml:space="preserve">方案把总装拧紧、焊装焊点、涂装烘干、压铸冷却抽象为同一类“设备-参数-质量特性-处置任务”模板。后续可扩展到电驱装配、电池包气密、底盘标定、整车测试和供应链来料质量。</w:t>
+        <w:t xml:space="preserve">一、从问答助手到岗位化数字员工</w:t>
+      </w:r>
+    </w:p>
+    <w:p>
+      <w:r>
+        <w:t xml:space="preserve"/>
+      </w:r>
+    </w:p>
+    <w:p>
+      <w:pPr>
+        <w:pStyle w:val="BodyText"/>
+      </w:pPr>
+      <w:r>
+        <w:t xml:space="preserve">知质·灵巡不是被动回答问题的知识库，而是具备岗位职责的质量风险专员。它持续巡检设备告警、参数趋势和检测结果，发现异常后主动生成风险等级、证据链、影响范围和处置任务。最终放行仍由质量负责人确认，数字员工负责把证据和流程准备到可执行状态。</w:t>
+      </w:r>
+    </w:p>
+    <w:p>
+      <w:r>
+        <w:t xml:space="preserve"/>
+      </w:r>
+    </w:p>
+    <w:p>
+      <w:pPr>
+        <w:pStyle w:val="Heading1"/>
+        <w:keepNext/>
+      </w:pPr>
+      <w:r>
+        <w:t xml:space="preserve">二、一车一因果链</w:t>
+      </w:r>
+    </w:p>
+    <w:p>
+      <w:r>
+        <w:t xml:space="preserve"/>
+      </w:r>
+    </w:p>
+    <w:p>
+      <w:pPr>
+        <w:pStyle w:val="BodyText"/>
+      </w:pPr>
+      <w:r>
+        <w:t xml:space="preserve">方案把一车一档从追溯记录升级为因果链载体。每辆受影响车辆都能回答四个问题：经过哪个工位，受哪个设备或参数影响，为什么需要隔离或复检，关闭依据是什么。这比单纯保存检测结果更接近质量工程现场的真实决策方式。</w:t>
+      </w:r>
+    </w:p>
+    <w:p>
+      <w:r>
+        <w:t xml:space="preserve"/>
+      </w:r>
+    </w:p>
+    <w:p>
+      <w:pPr>
+        <w:pStyle w:val="Heading1"/>
+        <w:keepNext/>
+      </w:pPr>
+      <w:r>
+        <w:t xml:space="preserve">三、设备质量风险线程</w:t>
+      </w:r>
+    </w:p>
+    <w:p>
+      <w:r>
+        <w:t xml:space="preserve"/>
+      </w:r>
+    </w:p>
+    <w:p>
+      <w:pPr>
+        <w:pStyle w:val="BodyText"/>
+      </w:pPr>
+      <w:r>
+        <w:t xml:space="preserve">每一次异常都会生成一条风险线程，线程包含设备、工位、参数、阈值、VIN或零件批次、历史案例、根因假设、责任人、SLA、复检结果和复盘结论。风险线程解决了质量知识分散在报警系统、Excel、群聊和个人经验中的问题。</w:t>
+      </w:r>
+    </w:p>
+    <w:p>
+      <w:r>
+        <w:t xml:space="preserve"/>
+      </w:r>
+    </w:p>
+    <w:p>
+      <w:pPr>
+        <w:pStyle w:val="Heading1"/>
+        <w:keepNext/>
+      </w:pPr>
+      <w:r>
+        <w:t xml:space="preserve">四、主动式GraphRAG</w:t>
+      </w:r>
+    </w:p>
+    <w:p>
+      <w:r>
+        <w:t xml:space="preserve"/>
+      </w:r>
+    </w:p>
+    <w:p>
+      <w:pPr>
+        <w:pStyle w:val="BodyText"/>
+      </w:pPr>
+      <w:r>
+        <w:t xml:space="preserve">普通RAG需要人员提问后检索文档，主动式GraphRAG由现场数据触发。系统先沿知识图谱确定设备、工序、质量特性和历史案例的关系，再从FMEA、SOP、维修记录和质检规范中补充证据，最后用因果护栏排除不合理解释。</w:t>
+      </w:r>
+    </w:p>
+    <w:p>
+      <w:r>
+        <w:t xml:space="preserve"/>
+      </w:r>
+    </w:p>
+    <w:p>
+      <w:pPr>
+        <w:pStyle w:val="Heading1"/>
+        <w:keepNext/>
+      </w:pPr>
+      <w:r>
+        <w:t xml:space="preserve">五、飞书原生执行闭环</w:t>
+      </w:r>
+    </w:p>
+    <w:p>
+      <w:r>
+        <w:t xml:space="preserve"/>
+      </w:r>
+    </w:p>
+    <w:p>
+      <w:pPr>
+        <w:pStyle w:val="BodyText"/>
+      </w:pPr>
+      <w:r>
+        <w:t xml:space="preserve">飞书不是简单通知渠道，而是执行层。Aily承接自然语言查询，多维表格承载事件与任务，自定义机器人推送风险卡片。质量、设备、工艺和班组角色在同一条事件线程中更新状态，关闭后复盘结果回写知识底座。</w:t>
+      </w:r>
+    </w:p>
+    <w:p>
+      <w:r>
+        <w:t xml:space="preserve"/>
+      </w:r>
+    </w:p>
+    <w:p>
+      <w:pPr>
+        <w:pStyle w:val="Heading1"/>
+        <w:keepNext/>
+      </w:pPr>
+      <w:r>
+        <w:t xml:space="preserve">六、可复制的工况模板</w:t>
+      </w:r>
+    </w:p>
+    <w:p>
+      <w:r>
+        <w:t xml:space="preserve"/>
+      </w:r>
+    </w:p>
+    <w:p>
+      <w:pPr>
+        <w:pStyle w:val="BodyText"/>
+      </w:pPr>
+      <w:r>
+        <w:t xml:space="preserve">总装拧紧、焊装点焊、涂装烘干和压铸冷却虽然工艺不同，但都能抽象为“设备-参数-质量特性-影响范围-处置任务-复盘知识”的通用模板。该模板可扩展到电驱装配、电池包气密、整车标定、供应链来料和路试问题闭环。</w:t>
+      </w:r>
+    </w:p>
+    <w:p>
+      <w:r>
+        <w:t xml:space="preserve"/>
+      </w:r>
+    </w:p>
+    <w:p>
+      <w:pPr>
+        <w:pStyle w:val="Heading1"/>
+        <w:keepNext/>
+      </w:pPr>
+      <w:r>
+        <w:t xml:space="preserve">七、业务指标明确</w:t>
+      </w:r>
+    </w:p>
+    <w:p>
+      <w:r>
+        <w:t xml:space="preserve"/>
+      </w:r>
+    </w:p>
+    <w:p>
+      <w:pPr>
+        <w:pStyle w:val="BodyText"/>
+      </w:pPr>
+      <w:r>
+        <w:t xml:space="preserve">方案不只描述技术先进性，而是绑定现场指标：异常定位时间下降40%-60%，P1任务派发小于1分钟，根因Top-3命中率达到80%以上，关键工序追溯覆盖达到100%，重复质量问题下降15%-25%，复盘知识沉淀率达到90%以上。</w:t>
       </w:r>
     </w:p>
     <w:sectPr>

--- a/提交材料/06_方案创新亮点.docx
+++ b/提交材料/06_方案创新亮点.docx
@@ -369,6 +369,543 @@
       </w:pPr>
       <w:r>
         <w:t xml:space="preserve">方案不只描述技术先进性，而是绑定现场指标：异常定位时间下降40%-60%，P1任务派发小于1分钟，根因Top-3命中率达到80%以上，关键工序追溯覆盖达到100%，重复质量问题下降15%-25%，复盘知识沉淀率达到90%以上。</w:t>
+      </w:r>
+    </w:p>
+    <w:p>
+      <w:r>
+        <w:t xml:space="preserve"/>
+      </w:r>
+    </w:p>
+    <w:p>
+      <w:r>
+        <w:br w:type="page"/>
+      </w:r>
+    </w:p>
+    <w:p>
+      <w:r>
+        <w:t xml:space="preserve"/>
+      </w:r>
+    </w:p>
+    <w:p>
+      <w:pPr>
+        <w:pStyle w:val="Heading1"/>
+        <w:keepNext/>
+      </w:pPr>
+      <w:r>
+        <w:t xml:space="preserve">八、区别于常规方案的组合创新</w:t>
+      </w:r>
+    </w:p>
+    <w:p>
+      <w:r>
+        <w:t xml:space="preserve"/>
+      </w:r>
+    </w:p>
+    <w:tbl>
+      <w:tblPr>
+        <w:tblStyle w:val="TableGrid"/>
+        <w:tblW w:w="9360" w:type="dxa"/>
+        <w:tblInd w:w="120" w:type="dxa"/>
+        <w:tblLayout w:type="fixed"/>
+        <w:tblBorders>
+          <w:top w:val="single" w:sz="4" w:color="D9E0EA"/>
+          <w:left w:val="single" w:sz="4" w:color="D9E0EA"/>
+          <w:bottom w:val="single" w:sz="4" w:color="D9E0EA"/>
+          <w:right w:val="single" w:sz="4" w:color="D9E0EA"/>
+          <w:insideH w:val="single" w:sz="4" w:color="D9E0EA"/>
+          <w:insideV w:val="single" w:sz="4" w:color="D9E0EA"/>
+        </w:tblBorders>
+      </w:tblPr>
+      <w:tblGrid>
+        <w:gridCol w:w="3120"/>
+        <w:gridCol w:w="3120"/>
+        <w:gridCol w:w="3120"/>
+      </w:tblGrid>
+      <w:tr>
+        <w:tc>
+          <w:tcPr>
+            <w:tcW w:w="3120" w:type="dxa"/>
+            <w:shd w:fill="F2F4F7"/>
+            <w:tcMar>
+              <w:top w:w="100" w:type="dxa"/>
+              <w:bottom w:w="100" w:type="dxa"/>
+              <w:start w:w="140" w:type="dxa"/>
+              <w:end w:w="140" w:type="dxa"/>
+            </w:tcMar>
+          </w:tcPr>
+          <w:p>
+            <w:r>
+              <w:rPr>
+                <w:b/>
+              </w:rPr>
+              <w:t xml:space="preserve">维度</w:t>
+            </w:r>
+          </w:p>
+        </w:tc>
+        <w:tc>
+          <w:tcPr>
+            <w:tcW w:w="3120" w:type="dxa"/>
+            <w:shd w:fill="F2F4F7"/>
+            <w:tcMar>
+              <w:top w:w="100" w:type="dxa"/>
+              <w:bottom w:w="100" w:type="dxa"/>
+              <w:start w:w="140" w:type="dxa"/>
+              <w:end w:w="140" w:type="dxa"/>
+            </w:tcMar>
+          </w:tcPr>
+          <w:p>
+            <w:r>
+              <w:rPr>
+                <w:b/>
+              </w:rPr>
+              <w:t xml:space="preserve">常规报警或问答方案</w:t>
+            </w:r>
+          </w:p>
+        </w:tc>
+        <w:tc>
+          <w:tcPr>
+            <w:tcW w:w="3120" w:type="dxa"/>
+            <w:shd w:fill="F2F4F7"/>
+            <w:tcMar>
+              <w:top w:w="100" w:type="dxa"/>
+              <w:bottom w:w="100" w:type="dxa"/>
+              <w:start w:w="140" w:type="dxa"/>
+              <w:end w:w="140" w:type="dxa"/>
+            </w:tcMar>
+          </w:tcPr>
+          <w:p>
+            <w:r>
+              <w:rPr>
+                <w:b/>
+              </w:rPr>
+              <w:t xml:space="preserve">知质·灵巡</w:t>
+            </w:r>
+          </w:p>
+        </w:tc>
+      </w:tr>
+      <w:tr>
+        <w:tc>
+          <w:tcPr>
+            <w:tcW w:w="3120" w:type="dxa"/>
+            <w:tcMar>
+              <w:top w:w="100" w:type="dxa"/>
+              <w:bottom w:w="100" w:type="dxa"/>
+              <w:start w:w="140" w:type="dxa"/>
+              <w:end w:w="140" w:type="dxa"/>
+            </w:tcMar>
+          </w:tcPr>
+          <w:p>
+            <w:r>
+              <w:t xml:space="preserve">触发</w:t>
+            </w:r>
+          </w:p>
+        </w:tc>
+        <w:tc>
+          <w:tcPr>
+            <w:tcW w:w="3120" w:type="dxa"/>
+            <w:tcMar>
+              <w:top w:w="100" w:type="dxa"/>
+              <w:bottom w:w="100" w:type="dxa"/>
+              <w:start w:w="140" w:type="dxa"/>
+              <w:end w:w="140" w:type="dxa"/>
+            </w:tcMar>
+          </w:tcPr>
+          <w:p>
+            <w:r>
+              <w:t xml:space="preserve">人员查看报警或主动提问</w:t>
+            </w:r>
+          </w:p>
+        </w:tc>
+        <w:tc>
+          <w:tcPr>
+            <w:tcW w:w="3120" w:type="dxa"/>
+            <w:tcMar>
+              <w:top w:w="100" w:type="dxa"/>
+              <w:bottom w:w="100" w:type="dxa"/>
+              <w:start w:w="140" w:type="dxa"/>
+              <w:end w:w="140" w:type="dxa"/>
+            </w:tcMar>
+          </w:tcPr>
+          <w:p>
+            <w:r>
+              <w:t xml:space="preserve">设备、工艺、检测事件主动触发</w:t>
+            </w:r>
+          </w:p>
+        </w:tc>
+      </w:tr>
+      <w:tr>
+        <w:tc>
+          <w:tcPr>
+            <w:tcW w:w="3120" w:type="dxa"/>
+            <w:tcMar>
+              <w:top w:w="100" w:type="dxa"/>
+              <w:bottom w:w="100" w:type="dxa"/>
+              <w:start w:w="140" w:type="dxa"/>
+              <w:end w:w="140" w:type="dxa"/>
+            </w:tcMar>
+          </w:tcPr>
+          <w:p>
+            <w:r>
+              <w:t xml:space="preserve">上下文</w:t>
+            </w:r>
+          </w:p>
+        </w:tc>
+        <w:tc>
+          <w:tcPr>
+            <w:tcW w:w="3120" w:type="dxa"/>
+            <w:tcMar>
+              <w:top w:w="100" w:type="dxa"/>
+              <w:bottom w:w="100" w:type="dxa"/>
+              <w:start w:w="140" w:type="dxa"/>
+              <w:end w:w="140" w:type="dxa"/>
+            </w:tcMar>
+          </w:tcPr>
+          <w:p>
+            <w:r>
+              <w:t xml:space="preserve">单条报警或文本相似片段</w:t>
+            </w:r>
+          </w:p>
+        </w:tc>
+        <w:tc>
+          <w:tcPr>
+            <w:tcW w:w="3120" w:type="dxa"/>
+            <w:tcMar>
+              <w:top w:w="100" w:type="dxa"/>
+              <w:bottom w:w="100" w:type="dxa"/>
+              <w:start w:w="140" w:type="dxa"/>
+              <w:end w:w="140" w:type="dxa"/>
+            </w:tcMar>
+          </w:tcPr>
+          <w:p>
+            <w:r>
+              <w:t xml:space="preserve">本体约束子图、时序窗口、VIN/批次和文档证据</w:t>
+            </w:r>
+          </w:p>
+        </w:tc>
+      </w:tr>
+      <w:tr>
+        <w:tc>
+          <w:tcPr>
+            <w:tcW w:w="3120" w:type="dxa"/>
+            <w:tcMar>
+              <w:top w:w="100" w:type="dxa"/>
+              <w:bottom w:w="100" w:type="dxa"/>
+              <w:start w:w="140" w:type="dxa"/>
+              <w:end w:w="140" w:type="dxa"/>
+            </w:tcMar>
+          </w:tcPr>
+          <w:p>
+            <w:r>
+              <w:t xml:space="preserve">根因</w:t>
+            </w:r>
+          </w:p>
+        </w:tc>
+        <w:tc>
+          <w:tcPr>
+            <w:tcW w:w="3120" w:type="dxa"/>
+            <w:tcMar>
+              <w:top w:w="100" w:type="dxa"/>
+              <w:bottom w:w="100" w:type="dxa"/>
+              <w:start w:w="140" w:type="dxa"/>
+              <w:end w:w="140" w:type="dxa"/>
+            </w:tcMar>
+          </w:tcPr>
+          <w:p>
+            <w:r>
+              <w:t xml:space="preserve">单一结论或经验判断</w:t>
+            </w:r>
+          </w:p>
+        </w:tc>
+        <w:tc>
+          <w:tcPr>
+            <w:tcW w:w="3120" w:type="dxa"/>
+            <w:tcMar>
+              <w:top w:w="100" w:type="dxa"/>
+              <w:bottom w:w="100" w:type="dxa"/>
+              <w:start w:w="140" w:type="dxa"/>
+              <w:end w:w="140" w:type="dxa"/>
+            </w:tcMar>
+          </w:tcPr>
+          <w:p>
+            <w:r>
+              <w:t xml:space="preserve">Top-K可证伪假设、证据ID、置信度和反证条件</w:t>
+            </w:r>
+          </w:p>
+        </w:tc>
+      </w:tr>
+      <w:tr>
+        <w:tc>
+          <w:tcPr>
+            <w:tcW w:w="3120" w:type="dxa"/>
+            <w:tcMar>
+              <w:top w:w="100" w:type="dxa"/>
+              <w:bottom w:w="100" w:type="dxa"/>
+              <w:start w:w="140" w:type="dxa"/>
+              <w:end w:w="140" w:type="dxa"/>
+            </w:tcMar>
+          </w:tcPr>
+          <w:p>
+            <w:r>
+              <w:t xml:space="preserve">影响范围</w:t>
+            </w:r>
+          </w:p>
+        </w:tc>
+        <w:tc>
+          <w:tcPr>
+            <w:tcW w:w="3120" w:type="dxa"/>
+            <w:tcMar>
+              <w:top w:w="100" w:type="dxa"/>
+              <w:bottom w:w="100" w:type="dxa"/>
+              <w:start w:w="140" w:type="dxa"/>
+              <w:end w:w="140" w:type="dxa"/>
+            </w:tcMar>
+          </w:tcPr>
+          <w:p>
+            <w:r>
+              <w:t xml:space="preserve">人工跨系统查询</w:t>
+            </w:r>
+          </w:p>
+        </w:tc>
+        <w:tc>
+          <w:tcPr>
+            <w:tcW w:w="3120" w:type="dxa"/>
+            <w:tcMar>
+              <w:top w:w="100" w:type="dxa"/>
+              <w:bottom w:w="100" w:type="dxa"/>
+              <w:start w:w="140" w:type="dxa"/>
+              <w:end w:w="140" w:type="dxa"/>
+            </w:tcMar>
+          </w:tcPr>
+          <w:p>
+            <w:r>
+              <w:t xml:space="preserve">从最后合格点、MES过站和绑定关系自动圈定</w:t>
+            </w:r>
+          </w:p>
+        </w:tc>
+      </w:tr>
+      <w:tr>
+        <w:tc>
+          <w:tcPr>
+            <w:tcW w:w="3120" w:type="dxa"/>
+            <w:tcMar>
+              <w:top w:w="100" w:type="dxa"/>
+              <w:bottom w:w="100" w:type="dxa"/>
+              <w:start w:w="140" w:type="dxa"/>
+              <w:end w:w="140" w:type="dxa"/>
+            </w:tcMar>
+          </w:tcPr>
+          <w:p>
+            <w:r>
+              <w:t xml:space="preserve">执行</w:t>
+            </w:r>
+          </w:p>
+        </w:tc>
+        <w:tc>
+          <w:tcPr>
+            <w:tcW w:w="3120" w:type="dxa"/>
+            <w:tcMar>
+              <w:top w:w="100" w:type="dxa"/>
+              <w:bottom w:w="100" w:type="dxa"/>
+              <w:start w:w="140" w:type="dxa"/>
+              <w:end w:w="140" w:type="dxa"/>
+            </w:tcMar>
+          </w:tcPr>
+          <w:p>
+            <w:r>
+              <w:t xml:space="preserve">群消息和线下沟通</w:t>
+            </w:r>
+          </w:p>
+        </w:tc>
+        <w:tc>
+          <w:tcPr>
+            <w:tcW w:w="3120" w:type="dxa"/>
+            <w:tcMar>
+              <w:top w:w="100" w:type="dxa"/>
+              <w:bottom w:w="100" w:type="dxa"/>
+              <w:start w:w="140" w:type="dxa"/>
+              <w:end w:w="140" w:type="dxa"/>
+            </w:tcMar>
+          </w:tcPr>
+          <w:p>
+            <w:r>
+              <w:t xml:space="preserve">Base、卡片、任务、文档共享事件ID并回写状态</w:t>
+            </w:r>
+          </w:p>
+        </w:tc>
+      </w:tr>
+      <w:tr>
+        <w:tc>
+          <w:tcPr>
+            <w:tcW w:w="3120" w:type="dxa"/>
+            <w:tcMar>
+              <w:top w:w="100" w:type="dxa"/>
+              <w:bottom w:w="100" w:type="dxa"/>
+              <w:start w:w="140" w:type="dxa"/>
+              <w:end w:w="140" w:type="dxa"/>
+            </w:tcMar>
+          </w:tcPr>
+          <w:p>
+            <w:r>
+              <w:t xml:space="preserve">学习</w:t>
+            </w:r>
+          </w:p>
+        </w:tc>
+        <w:tc>
+          <w:tcPr>
+            <w:tcW w:w="3120" w:type="dxa"/>
+            <w:tcMar>
+              <w:top w:w="100" w:type="dxa"/>
+              <w:bottom w:w="100" w:type="dxa"/>
+              <w:start w:w="140" w:type="dxa"/>
+              <w:end w:w="140" w:type="dxa"/>
+            </w:tcMar>
+          </w:tcPr>
+          <w:p>
+            <w:r>
+              <w:t xml:space="preserve">报警关闭即结束</w:t>
+            </w:r>
+          </w:p>
+        </w:tc>
+        <w:tc>
+          <w:tcPr>
+            <w:tcW w:w="3120" w:type="dxa"/>
+            <w:tcMar>
+              <w:top w:w="100" w:type="dxa"/>
+              <w:bottom w:w="100" w:type="dxa"/>
+              <w:start w:w="140" w:type="dxa"/>
+              <w:end w:w="140" w:type="dxa"/>
+            </w:tcMar>
+          </w:tcPr>
+          <w:p>
+            <w:r>
+              <w:t xml:space="preserve">复检与维修结果更新图谱关系和案例权重</w:t>
+            </w:r>
+          </w:p>
+        </w:tc>
+      </w:tr>
+      <w:tr>
+        <w:tc>
+          <w:tcPr>
+            <w:tcW w:w="3120" w:type="dxa"/>
+            <w:tcMar>
+              <w:top w:w="100" w:type="dxa"/>
+              <w:bottom w:w="100" w:type="dxa"/>
+              <w:start w:w="140" w:type="dxa"/>
+              <w:end w:w="140" w:type="dxa"/>
+            </w:tcMar>
+          </w:tcPr>
+          <w:p>
+            <w:r>
+              <w:t xml:space="preserve">治理</w:t>
+            </w:r>
+          </w:p>
+        </w:tc>
+        <w:tc>
+          <w:tcPr>
+            <w:tcW w:w="3120" w:type="dxa"/>
+            <w:tcMar>
+              <w:top w:w="100" w:type="dxa"/>
+              <w:bottom w:w="100" w:type="dxa"/>
+              <w:start w:w="140" w:type="dxa"/>
+              <w:end w:w="140" w:type="dxa"/>
+            </w:tcMar>
+          </w:tcPr>
+          <w:p>
+            <w:r>
+              <w:t xml:space="preserve">自动化边界模糊</w:t>
+            </w:r>
+          </w:p>
+        </w:tc>
+        <w:tc>
+          <w:tcPr>
+            <w:tcW w:w="3120" w:type="dxa"/>
+            <w:tcMar>
+              <w:top w:w="100" w:type="dxa"/>
+              <w:bottom w:w="100" w:type="dxa"/>
+              <w:start w:w="140" w:type="dxa"/>
+              <w:end w:w="140" w:type="dxa"/>
+            </w:tcMar>
+          </w:tcPr>
+          <w:p>
+            <w:r>
+              <w:t xml:space="preserve">P1人工确认、低置信降级、越权操作为0</w:t>
+            </w:r>
+          </w:p>
+        </w:tc>
+      </w:tr>
+    </w:tbl>
+    <w:p>
+      <w:pPr>
+        <w:pStyle w:val="SmallSpace"/>
+      </w:pPr>
+      <w:r>
+        <w:t xml:space="preserve"/>
+      </w:r>
+    </w:p>
+    <w:p>
+      <w:r>
+        <w:t xml:space="preserve"/>
+      </w:r>
+    </w:p>
+    <w:p>
+      <w:pPr>
+        <w:pStyle w:val="Heading1"/>
+        <w:keepNext/>
+      </w:pPr>
+      <w:r>
+        <w:t xml:space="preserve">九、两个核心原创机制</w:t>
+      </w:r>
+    </w:p>
+    <w:p>
+      <w:r>
+        <w:t xml:space="preserve"/>
+      </w:r>
+    </w:p>
+    <w:p>
+      <w:pPr>
+        <w:pStyle w:val="BodyText"/>
+      </w:pPr>
+      <w:r>
+        <w:t xml:space="preserve">一车一因果链不是把更多字段塞进一车一档，而是把车辆经过的工位、设备版本、参数时间窗、风险关系、处置证据和最终放行结论组织为可查询的因果线程。它既支持事后追溯，也支持异常发生时向前圈定影响范围。</w:t>
+      </w:r>
+    </w:p>
+    <w:p>
+      <w:r>
+        <w:t xml:space="preserve"/>
+      </w:r>
+    </w:p>
+    <w:p>
+      <w:pPr>
+        <w:pStyle w:val="BodyText"/>
+      </w:pPr>
+      <w:r>
+        <w:t xml:space="preserve">事件ID驱动的飞书执行织网把Base记录、任务幂等键、消息通知和复盘文档连接起来。飞书不只是提醒渠道，而是可审计的业务执行层；任务完成、附件上传和人工确认成为Agent重新判断关闭条件的输入。</w:t>
+      </w:r>
+    </w:p>
+    <w:p>
+      <w:r>
+        <w:t xml:space="preserve"/>
+      </w:r>
+    </w:p>
+    <w:p>
+      <w:pPr>
+        <w:pStyle w:val="Heading1"/>
+        <w:keepNext/>
+      </w:pPr>
+      <w:r>
+        <w:t xml:space="preserve">十、创新的可验证性</w:t>
+      </w:r>
+    </w:p>
+    <w:p>
+      <w:r>
+        <w:t xml:space="preserve"/>
+      </w:r>
+    </w:p>
+    <w:p>
+      <w:pPr>
+        <w:pStyle w:val="BodyText"/>
+      </w:pPr>
+      <w:r>
+        <w:t xml:space="preserve">创新点均可通过作品直接验证：异常注入证明主动触发；动态图谱与证据抽屉证明多跳解释；一车一因果链证明影响圈定；安全门证明人机边界；在线Base、任务和复盘文档证明飞书执行；关闭后的时间线与字段变化证明知识回写。创新不是概念命名，而是可观察状态和可重复操作。</w:t>
       </w:r>
     </w:p>
     <w:sectPr>
@@ -442,7 +979,7 @@
       <w:b/>
       <w:sz w:val="36"/>
       <w:szCs w:val="36"/>
-      <w:color w:val="0B2545"/>
+      <w:color w:val="171C22"/>
     </w:rPr>
   </w:style>
   <w:style w:type="paragraph" w:styleId="Subtitle">
@@ -468,7 +1005,7 @@
       <w:b/>
       <w:sz w:val="32"/>
       <w:szCs w:val="32"/>
-      <w:color w:val="2E74B5"/>
+      <w:color w:val="9E1B32"/>
     </w:rPr>
   </w:style>
   <w:style w:type="paragraph" w:styleId="Heading2">
@@ -482,7 +1019,7 @@
       <w:b/>
       <w:sz w:val="26"/>
       <w:szCs w:val="26"/>
-      <w:color w:val="2E74B5"/>
+      <w:color w:val="34424F"/>
     </w:rPr>
   </w:style>
   <w:style w:type="paragraph" w:styleId="BodyText">

--- a/提交材料/06_方案创新亮点.docx
+++ b/提交材料/06_方案创新亮点.docx
@@ -288,6 +288,73 @@
       </w:pPr>
       <w:r>
         <w:t xml:space="preserve">普通RAG需要人员提问后检索文档，主动式GraphRAG由现场数据触发。系统先沿知识图谱确定设备、工序、质量特性和历史案例的关系，再从FMEA、SOP、维修记录和质检规范中补充证据，最后用因果护栏排除不合理解释。</w:t>
+      </w:r>
+    </w:p>
+    <w:p>
+      <w:r>
+        <w:t xml:space="preserve"/>
+      </w:r>
+    </w:p>
+    <w:p>
+      <w:pPr>
+        <w:pStyle w:val="BodyText"/>
+      </w:pPr>
+      <w:r>
+        <w:t xml:space="preserve">主动不等于等到硬阈值报警后自动发消息。系统使用工艺规则、EWMA、CUSUM、指令-反馈残差和图谱关系形成多引擎共识，并用“下游检验理论发现时点-风险线程首次可派单时点”度量缺陷显性化前置量。演示四场景分别给出18至46分钟的脱敏仿真前置量，试点验收目标为中位数不少于10分钟。</w:t>
+      </w:r>
+    </w:p>
+    <w:p>
+      <w:r>
+        <w:t xml:space="preserve"/>
+      </w:r>
+    </w:p>
+    <w:p>
+      <w:pPr>
+        <w:pStyle w:val="Heading1"/>
+        <w:keepNext/>
+      </w:pPr>
+      <w:r>
+        <w:t xml:space="preserve">五、Top-3因果假设与反证闭环</w:t>
+      </w:r>
+    </w:p>
+    <w:p>
+      <w:r>
+        <w:t xml:space="preserve"/>
+      </w:r>
+    </w:p>
+    <w:p>
+      <w:pPr>
+        <w:pStyle w:val="BodyText"/>
+      </w:pPr>
+      <w:r>
+        <w:t xml:space="preserve">系统不把模型相关性直接写成根因。每个Top-3假设同时展示支持证据、冲突证据和可以改变其置信度的反证动作，并经过时序、机理、复现、干预和数据完整五项护栏。处置结果若不支持Top-1，系统会降级该假设并提升其他候选，而不是为原答案补充说辞。</w:t>
+      </w:r>
+    </w:p>
+    <w:p>
+      <w:r>
+        <w:t xml:space="preserve"/>
+      </w:r>
+    </w:p>
+    <w:p>
+      <w:pPr>
+        <w:pStyle w:val="Heading1"/>
+        <w:keepNext/>
+      </w:pPr>
+      <w:r>
+        <w:t xml:space="preserve">六、确定性关闭门</w:t>
+      </w:r>
+    </w:p>
+    <w:p>
+      <w:r>
+        <w:t xml:space="preserve"/>
+      </w:r>
+    </w:p>
+    <w:p>
+      <w:pPr>
+        <w:pStyle w:val="BodyText"/>
+      </w:pPr>
+      <w:r>
+        <w:t xml:space="preserve">源数据完整、影响范围锁定、物理复检通过、授权人员确认、任务与知识回写完成是五个结构化强制项。规则引擎负责判定，大模型只解释缺失项；P1任一项未通过只能隔离或升级。该设计把可靠、可追溯落实为可执行状态机。</w:t>
       </w:r>
     </w:p>
     <w:p>
@@ -1037,6 +1104,20 @@
       <w:spacing w:after="120" w:line="280" w:lineRule="auto"/>
     </w:pPr>
   </w:style>
+  <w:style w:type="paragraph" w:styleId="ReferenceList">
+    <w:name w:val="Reference List"/>
+    <w:basedOn w:val="Normal"/>
+    <w:pPr>
+      <w:ind w:left="360" w:hanging="240"/>
+      <w:spacing w:after="50" w:line="220" w:lineRule="auto"/>
+    </w:pPr>
+    <w:rPr>
+      <w:rFonts w:ascii="Calibri" w:eastAsia="Microsoft YaHei" w:hAnsi="Calibri"/>
+      <w:sz w:val="18"/>
+      <w:szCs w:val="18"/>
+      <w:color w:val="172033"/>
+    </w:rPr>
+  </w:style>
   <w:style w:type="paragraph" w:styleId="SmallSpace">
     <w:name w:val="Small Space"/>
     <w:pPr>

--- a/提交材料/06_方案创新亮点.docx
+++ b/提交材料/06_方案创新亮点.docx
@@ -1,6 +1,6 @@
 
 <file path=word/document.xml><?xml version="1.0" encoding="utf-8"?>
-<w:document xmlns:w="http://schemas.openxmlformats.org/wordprocessingml/2006/main">
+<w:document xmlns:w="http://schemas.openxmlformats.org/wordprocessingml/2006/main" xmlns:r="http://schemas.openxmlformats.org/officeDocument/2006/relationships" xmlns:wp="http://schemas.openxmlformats.org/drawingml/2006/wordprocessingDrawing" xmlns:a="http://schemas.openxmlformats.org/drawingml/2006/main" xmlns:pic="http://schemas.openxmlformats.org/drawingml/2006/picture">
   <w:body>
     <w:p>
       <w:pPr>
@@ -368,7 +368,7 @@
         <w:keepNext/>
       </w:pPr>
       <w:r>
-        <w:t xml:space="preserve">五、飞书原生执行闭环</w:t>
+        <w:t xml:space="preserve">七、飞书原生执行闭环</w:t>
       </w:r>
     </w:p>
     <w:p>
@@ -395,7 +395,7 @@
         <w:keepNext/>
       </w:pPr>
       <w:r>
-        <w:t xml:space="preserve">六、可复制的工况模板</w:t>
+        <w:t xml:space="preserve">八、可复制的工况模板</w:t>
       </w:r>
     </w:p>
     <w:p>
@@ -422,7 +422,7 @@
         <w:keepNext/>
       </w:pPr>
       <w:r>
-        <w:t xml:space="preserve">七、业务指标明确</w:t>
+        <w:t xml:space="preserve">九、业务指标明确</w:t>
       </w:r>
     </w:p>
     <w:p>
@@ -459,7 +459,7 @@
         <w:keepNext/>
       </w:pPr>
       <w:r>
-        <w:t xml:space="preserve">八、区别于常规方案的组合创新</w:t>
+        <w:t xml:space="preserve">十、区别于常规方案的组合创新</w:t>
       </w:r>
     </w:p>
     <w:p>
@@ -919,7 +919,7 @@
         <w:keepNext/>
       </w:pPr>
       <w:r>
-        <w:t xml:space="preserve">九、两个核心原创机制</w:t>
+        <w:t xml:space="preserve">十一、两个核心原创机制</w:t>
       </w:r>
     </w:p>
     <w:p>
@@ -959,7 +959,7 @@
         <w:keepNext/>
       </w:pPr>
       <w:r>
-        <w:t xml:space="preserve">十、创新的可验证性</w:t>
+        <w:t xml:space="preserve">十二、创新的可验证性</w:t>
       </w:r>
     </w:p>
     <w:p>
@@ -973,6 +973,60 @@
       </w:pPr>
       <w:r>
         <w:t xml:space="preserve">创新点均可通过作品直接验证：异常注入证明主动触发；动态图谱与证据抽屉证明多跳解释；一车一因果链证明影响圈定；安全门证明人机边界；在线Base、任务和复盘文档证明飞书执行；关闭后的时间线与字段变化证明知识回写。创新不是概念命名，而是可观察状态和可重复操作。</w:t>
+      </w:r>
+    </w:p>
+    <w:p>
+      <w:r>
+        <w:t xml:space="preserve"/>
+      </w:r>
+    </w:p>
+    <w:p>
+      <w:pPr>
+        <w:pStyle w:val="Heading1"/>
+        <w:keepNext/>
+      </w:pPr>
+      <w:r>
+        <w:t xml:space="preserve">十三、反事实实验台与证据护照</w:t>
+      </w:r>
+    </w:p>
+    <w:p>
+      <w:r>
+        <w:t xml:space="preserve"/>
+      </w:r>
+    </w:p>
+    <w:p>
+      <w:pPr>
+        <w:pStyle w:val="BodyText"/>
+      </w:pPr>
+      <w:r>
+        <w:t xml:space="preserve">反事实实验不是预置按钮直接改变结论，而是“选择动作—列出必填实测—绑定验收准则—检测岗位签署—更新后验”的状态机。焊装二次回路案例中，实测可使原Top-2升为Top-1，直观证明系统能够改变原判断。事件护照随信号、规则版本、知识快照、干预、签署和关闭状态变化生成新哈希，使导出的事件包能够说明结论基于哪一版数据和知识。</w:t>
+      </w:r>
+    </w:p>
+    <w:p>
+      <w:r>
+        <w:t xml:space="preserve"/>
+      </w:r>
+    </w:p>
+    <w:p>
+      <w:pPr>
+        <w:pStyle w:val="Heading1"/>
+        <w:keepNext/>
+      </w:pPr>
+      <w:r>
+        <w:t xml:space="preserve">十四、模式策略与断链恢复</w:t>
+      </w:r>
+    </w:p>
+    <w:p>
+      <w:r>
+        <w:t xml:space="preserve"/>
+      </w:r>
+    </w:p>
+    <w:p>
+      <w:pPr>
+        <w:pStyle w:val="BodyText"/>
+      </w:pPr>
+      <w:r>
+        <w:t xml:space="preserve">影子验证、协同执行和生产受控对应L0/L2/L3权限。统一策略守卫控制派单、确认和关闭：L0不能外部写入；数据过期冻结派单和关闭；图谱不可用不允许形成唯一根因；飞书中断写入Outbox，恢复后按相同幂等键补偿。故障演练真正改变按钮、任务状态和事件包，而不是只显示说明文字。</w:t>
       </w:r>
     </w:p>
     <w:sectPr>

--- a/提交材料/06_方案创新亮点.docx
+++ b/提交材料/06_方案创新亮点.docx
@@ -972,7 +972,7 @@
         <w:pStyle w:val="BodyText"/>
       </w:pPr>
       <w:r>
-        <w:t xml:space="preserve">创新点均可通过作品直接验证：异常注入证明主动触发；动态图谱与证据抽屉证明多跳解释；一车一因果链证明影响圈定；安全门证明人机边界；在线Base、任务和复盘文档证明飞书执行；关闭后的时间线与字段变化证明知识回写。创新不是概念命名，而是可观察状态和可重复操作。</w:t>
+        <w:t xml:space="preserve">创新点均可通过作品直接验证：异常注入证明主动触发；带来源的关系图查询轨迹和证据抽屉证明多跳解释；一车一因果链证明影响圈定；安全门证明人机边界；Base写入回读证明在线数据链路，任务和复盘文档提供对象样例；独立“任务与知识回写验收”证明关闭动作不会循环自证。</w:t>
       </w:r>
     </w:p>
     <w:p>
@@ -999,7 +999,7 @@
         <w:pStyle w:val="BodyText"/>
       </w:pPr>
       <w:r>
-        <w:t xml:space="preserve">反事实实验不是预置按钮直接改变结论，而是“选择动作—列出必填实测—绑定验收准则—检测岗位签署—更新后验”的状态机。焊装二次回路案例中，实测可使原Top-2升为Top-1，直观证明系统能够改变原判断。事件护照随信号、规则版本、知识快照、干预、签署和关闭状态变化生成新哈希，使导出的事件包能够说明结论基于哪一版数据和知识。</w:t>
+        <w:t xml:space="preserve">反事实实验不是预置按钮直接改变结论，而是“选择动作—列出必填实测—绑定验收准则—脱敏签署流程—更新后验”的状态机。假设编号H1/H2/H3保持稳定，Rank单独变化；焊装二次回路案例使H2由Rank 2升为Rank 1。事件护照随信号、版本、干预、回写验收和关闭状态生成新哈希。</w:t>
       </w:r>
     </w:p>
     <w:p>
@@ -1026,7 +1026,7 @@
         <w:pStyle w:val="BodyText"/>
       </w:pPr>
       <w:r>
-        <w:t xml:space="preserve">影子验证、协同执行和生产受控对应L0/L2/L3权限。统一策略守卫控制派单、确认和关闭：L0不能外部写入；数据过期冻结派单和关闭；图谱不可用不允许形成唯一根因；飞书中断写入Outbox，恢复后按相同幂等键补偿。故障演练真正改变按钮、任务状态和事件包，而不是只显示说明文字。</w:t>
+        <w:t xml:space="preserve">L0禁止外部写入，浏览器不授予L3；数据过期冻结动作，图谱不可用禁止关闭，飞书中断进入Outbox。生产L3必须由服务端策略、职责分离和企业审批发布。</w:t>
       </w:r>
     </w:p>
     <w:sectPr>

--- a/提交材料/06_方案创新亮点.docx
+++ b/提交材料/06_方案创新亮点.docx
@@ -216,6 +216,19 @@
     </w:p>
     <w:p>
       <w:pPr>
+        <w:pStyle w:val="BodyText"/>
+      </w:pPr>
+      <w:r>
+        <w:t xml:space="preserve">作品新增企业数据审计入口。基于赛事提供的625类设备、9673台设备实例、336项功能、1287条故障模式和406张工单，数字员工无需等待提问即可发现“工单已关闭、知识未闭环”的风险：工单—故障模式关联率17.49%，类型一致完整结构链15.27%。主案例设备121张工单中119张已关闭，但120张未形成确认原因、0张关联故障模式。这一现象被定义为“闭而未解”，可进入跨专业专项复核。</w:t>
+      </w:r>
+    </w:p>
+    <w:p>
+      <w:r>
+        <w:t xml:space="preserve"/>
+      </w:r>
+    </w:p>
+    <w:p>
+      <w:pPr>
         <w:pStyle w:val="Heading1"/>
         <w:keepNext/>
       </w:pPr>
@@ -243,6 +256,19 @@
     </w:p>
     <w:p>
       <w:pPr>
+        <w:pStyle w:val="BodyText"/>
+      </w:pPr>
+      <w:r>
+        <w:t xml:space="preserve">与“一车一因果链”并行，设备侧建立“一机一知识链”：设备类型、实例、功能、工单、故障模式、检查标准和复机结论保持版本化关系。两条链在设备影响到产品质量时汇合，使设备运维闭环和质量放行闭环相互校验。</w:t>
+      </w:r>
+    </w:p>
+    <w:p>
+      <w:r>
+        <w:t xml:space="preserve"/>
+      </w:r>
+    </w:p>
+    <w:p>
+      <w:pPr>
         <w:pStyle w:val="Heading1"/>
         <w:keepNext/>
       </w:pPr>
@@ -260,7 +286,7 @@
         <w:pStyle w:val="BodyText"/>
       </w:pPr>
       <w:r>
-        <w:t xml:space="preserve">每一次异常都会生成一条风险线程，线程包含设备、工位、参数、阈值、VIN或零件批次、历史案例、根因假设、责任人、SLA、复检结果和复盘结论。风险线程解决了质量知识分散在报警系统、Excel、群聊和个人经验中的问题。</w:t>
+        <w:t xml:space="preserve">通过数据准入且达到事件阈值的异常会生成风险线程，线程包含设备、工位、参数、阈值、VIN或零件批次、历史案例、根因假设、责任人、SLA、复检结果和复盘结论。</w:t>
       </w:r>
     </w:p>
     <w:p>
@@ -354,7 +380,7 @@
         <w:pStyle w:val="BodyText"/>
       </w:pPr>
       <w:r>
-        <w:t xml:space="preserve">源数据完整、影响范围锁定、物理复检通过、授权人员确认、任务与知识回写完成是五个结构化强制项。规则引擎负责判定，大模型只解释缺失项；P1任一项未通过只能隔离或升级。该设计把可靠、可追溯落实为可执行状态机。</w:t>
+        <w:t xml:space="preserve">源数据完整、影响范围锁定、物理复检通过、授权人员确认、任务完成且知识变更草案入审是现场处置关闭的五个结构化强制项。规则引擎负责判定，大模型只解释缺失项；知识债另由标准审批、主平台回写和有效性观察关闭，避免循环自证。</w:t>
       </w:r>
     </w:p>
     <w:p>
@@ -435,7 +461,7 @@
         <w:pStyle w:val="BodyText"/>
       </w:pPr>
       <w:r>
-        <w:t xml:space="preserve">方案不只描述技术先进性，而是绑定现场指标：异常定位时间下降40%-60%，P1任务派发小于1分钟，根因Top-3命中率达到80%以上，关键工序追溯覆盖达到100%，重复质量问题下降15%-25%，复盘知识沉淀率达到90%以上。</w:t>
+        <w:t xml:space="preserve">90天试点指标包括：异常定位时间较冻结人工基线下降40%-60%，P1任务派发小于1分钟，根因Top-3命中率不低于80%，关键工序追溯覆盖100%，知识债派发查准率不低于95%，主平台错误自动写入为0，审批与回写可追溯率100%。</w:t>
       </w:r>
     </w:p>
     <w:p>
@@ -828,23 +854,23 @@
           </w:tcPr>
           <w:p>
             <w:r>
-              <w:t xml:space="preserve">报警关闭即结束</w:t>
-            </w:r>
-          </w:p>
-        </w:tc>
-        <w:tc>
-          <w:tcPr>
-            <w:tcW w:w="3120" w:type="dxa"/>
-            <w:tcMar>
-              <w:top w:w="100" w:type="dxa"/>
-              <w:bottom w:w="100" w:type="dxa"/>
-              <w:start w:w="140" w:type="dxa"/>
-              <w:end w:w="140" w:type="dxa"/>
-            </w:tcMar>
-          </w:tcPr>
-          <w:p>
-            <w:r>
-              <w:t xml:space="preserve">复检与维修结果更新图谱关系和案例权重</w:t>
+              <w:t xml:space="preserve">工单状态关闭即结束</w:t>
+            </w:r>
+          </w:p>
+        </w:tc>
+        <w:tc>
+          <w:tcPr>
+            <w:tcW w:w="3120" w:type="dxa"/>
+            <w:tcMar>
+              <w:top w:w="100" w:type="dxa"/>
+              <w:bottom w:w="100" w:type="dxa"/>
+              <w:start w:w="140" w:type="dxa"/>
+              <w:end w:w="140" w:type="dxa"/>
+            </w:tcMar>
+          </w:tcPr>
+          <w:p>
+            <w:r>
+              <w:t xml:space="preserve">区分流程关闭与知识关闭，审批后更新图谱和主平台</w:t>
             </w:r>
           </w:p>
         </w:tc>
@@ -919,7 +945,7 @@
         <w:keepNext/>
       </w:pPr>
       <w:r>
-        <w:t xml:space="preserve">十一、两个核心原创机制</w:t>
+        <w:t xml:space="preserve">十一、三个核心机制</w:t>
       </w:r>
     </w:p>
     <w:p>
@@ -955,6 +981,19 @@
     </w:p>
     <w:p>
       <w:pPr>
+        <w:pStyle w:val="BodyText"/>
+      </w:pPr>
+      <w:r>
+        <w:t xml:space="preserve">“闭而未解”审计把已关闭工单重新按知识完整性排序。GraphRAG利用设备类型和功能实现同类设备证据迁移，但只生成候选和验证任务；现场检查、设备专家确认和质量审批决定是否写回故障模式或标准。该机制把大模型推断与企业主数据责任分开。</w:t>
+      </w:r>
+    </w:p>
+    <w:p>
+      <w:r>
+        <w:t xml:space="preserve"/>
+      </w:r>
+    </w:p>
+    <w:p>
+      <w:pPr>
         <w:pStyle w:val="Heading1"/>
         <w:keepNext/>
       </w:pPr>
@@ -972,7 +1011,7 @@
         <w:pStyle w:val="BodyText"/>
       </w:pPr>
       <w:r>
-        <w:t xml:space="preserve">创新点均可通过作品直接验证：异常注入证明主动触发；带来源的关系图查询轨迹和证据抽屉证明多跳解释；一车一因果链证明影响圈定；安全门证明人机边界；Base写入回读证明在线数据链路，任务和复盘文档提供对象样例；独立“任务与知识回写验收”证明关闭动作不会循环自证。</w:t>
+        <w:t xml:space="preserve">创新点均可通过作品直接验证：企业数据页可复算关联率并启动“闭而未解”审计；异常注入证明实时主动触发；带来源的关系图查询轨迹和证据抽屉证明多跳解释；一车一因果链证明影响圈定；安全门证明人机边界；Base写入回读证明在线数据链路，任务和复盘文档提供对象样例；独立“任务与知识回写验收”证明关闭动作不会循环自证。</w:t>
       </w:r>
     </w:p>
     <w:p>

--- a/提交材料/06_方案创新亮点.docx
+++ b/提交材料/06_方案创新亮点.docx
@@ -394,20 +394,20 @@
         <w:keepNext/>
       </w:pPr>
       <w:r>
-        <w:t xml:space="preserve">七、飞书原生执行闭环</w:t>
-      </w:r>
-    </w:p>
-    <w:p>
-      <w:r>
-        <w:t xml:space="preserve"/>
-      </w:r>
-    </w:p>
-    <w:p>
-      <w:pPr>
-        <w:pStyle w:val="BodyText"/>
-      </w:pPr>
-      <w:r>
-        <w:t xml:space="preserve">飞书不是简单通知渠道，而是执行层。Aily承接自然语言查询，多维表格承载事件与任务，自定义机器人推送风险卡片。质量、设备、工艺和班组角色在同一条事件线程中更新状态，关闭后复盘结果回写知识底座。</w:t>
+        <w:t xml:space="preserve">七、飞书执行闭环设计</w:t>
+      </w:r>
+    </w:p>
+    <w:p>
+      <w:r>
+        <w:t xml:space="preserve"/>
+      </w:r>
+    </w:p>
+    <w:p>
+      <w:pPr>
+        <w:pStyle w:val="BodyText"/>
+      </w:pPr>
+      <w:r>
+        <w:t xml:space="preserve">生产部署后，飞书不是简单通知渠道，而是执行层。Aily承接自然语言查询，多维表格承载事件与任务，自定义机器人推送风险卡片。质量、设备、工艺和班组角色在同一条事件线程中更新状态，关闭后复盘结果回写知识底座；当前作品以Base回读、任务/文档对象和编排合同验证接口边界。</w:t>
       </w:r>
     </w:p>
     <w:p>
